--- a/deliverables/STMS_Testing_Document.docx
+++ b/deliverables/STMS_Testing_Document.docx
@@ -319,7 +319,7 @@
                 <w:sz w:val="19"/>
                 <w:szCs w:val="19"/>
               </w:rPr>
-              <w:t xml:space="preserve">43 / 43 PASSED, 0 failed, 0 errors  (18 s, Python 3.11.15)</w:t>
+              <w:t xml:space="preserve">43 / 43 PASSED, 0 failed, 0 errors  (17.6 s, Python 3.11.15)</w:t>
             </w:r>
           </w:p>
         </w:tc>
@@ -1844,7 +1844,7 @@
                 <w:sz w:val="17"/>
                 <w:szCs w:val="17"/>
               </w:rPr>
-              <w:t xml:space="preserve">Bus priority is negotiated, not imposed</w:t>
+              <w:t xml:space="preserve">Conventional city vs our system</w:t>
             </w:r>
           </w:p>
         </w:tc>
@@ -1875,7 +1875,7 @@
                 <w:sz w:val="17"/>
                 <w:szCs w:val="17"/>
               </w:rPr>
-              <w:t xml:space="preserve">R2 Multi-agent interaction</w:t>
+              <w:t xml:space="preserve">R2 Demo quality</w:t>
             </w:r>
           </w:p>
         </w:tc>
@@ -1906,7 +1906,7 @@
                 <w:sz w:val="17"/>
                 <w:szCs w:val="17"/>
               </w:rPr>
-              <w:t xml:space="preserve">IT-03, IT-04, ST-06</w:t>
+              <w:t xml:space="preserve">DM-04, DM-05, ST-06</w:t>
             </w:r>
           </w:p>
         </w:tc>
@@ -5808,7 +5808,7 @@
                 <w:sz w:val="15"/>
                 <w:szCs w:val="15"/>
               </w:rPr>
-              <w:t xml:space="preserve">REQUEST/AGREE share conversation C010323</w:t>
+              <w:t xml:space="preserve">REQUEST/AGREE share conversation C010069</w:t>
             </w:r>
           </w:p>
         </w:tc>
@@ -6962,7 +6962,7 @@
                 <w:sz w:val="15"/>
                 <w:szCs w:val="15"/>
               </w:rPr>
-              <w:t xml:space="preserve">SAFETY - no signal ever goes directly from one green to the other (always via YELLOW), even with preemption and bus priority</w:t>
+              <w:t xml:space="preserve">SAFETY - no signal ever goes directly from one green to the other (always via YELLOW), even with ambulance preemption</w:t>
             </w:r>
           </w:p>
         </w:tc>
@@ -6994,333 +6994,7 @@
                 <w:sz w:val="15"/>
                 <w:szCs w:val="15"/>
               </w:rPr>
-              <w:t xml:space="preserve">202 phase changes checked: 0 green-&gt;green, 0 yellows shorter than 3 s</w:t>
-            </w:r>
-          </w:p>
-        </w:tc>
-        <w:tc>
-          <w:tcPr>
-            <w:tcW w:type="dxa" w:w="800"/>
-            <w:tcBorders>
-              <w:top w:val="single" w:color="C9C7C1" w:sz="4"/>
-              <w:left w:val="single" w:color="C9C7C1" w:sz="4"/>
-              <w:bottom w:val="single" w:color="C9C7C1" w:sz="4"/>
-              <w:right w:val="single" w:color="C9C7C1" w:sz="4"/>
-            </w:tcBorders>
-            <w:shd w:fill="E3EEFB" w:color="auto" w:val="clear"/>
-            <w:tcMar>
-              <w:top w:type="dxa" w:w="60"/>
-              <w:left w:type="dxa" w:w="100"/>
-              <w:bottom w:type="dxa" w:w="60"/>
-              <w:right w:type="dxa" w:w="100"/>
-            </w:tcMar>
-          </w:tcPr>
-          <w:p>
-            <w:pPr>
-              <w:spacing w:after="0"/>
-              <w:jc w:val="left"/>
-            </w:pPr>
-            <w:r>
-              <w:rPr>
-                <w:color w:val="000000"/>
-                <w:sz w:val="15"/>
-                <w:szCs w:val="15"/>
-              </w:rPr>
-              <w:t xml:space="preserve">PASS</w:t>
-            </w:r>
-          </w:p>
-        </w:tc>
-      </w:tr>
-      <w:tr>
-        <w:trPr>
-          <w:tblHeader w:val="false"/>
-        </w:trPr>
-        <w:tc>
-          <w:tcPr>
-            <w:tcW w:type="dxa" w:w="700"/>
-            <w:tcBorders>
-              <w:top w:val="single" w:color="C9C7C1" w:sz="4"/>
-              <w:left w:val="single" w:color="C9C7C1" w:sz="4"/>
-              <w:bottom w:val="single" w:color="C9C7C1" w:sz="4"/>
-              <w:right w:val="single" w:color="C9C7C1" w:sz="4"/>
-            </w:tcBorders>
-            <w:tcMar>
-              <w:top w:type="dxa" w:w="60"/>
-              <w:left w:type="dxa" w:w="100"/>
-              <w:bottom w:type="dxa" w:w="60"/>
-              <w:right w:type="dxa" w:w="100"/>
-            </w:tcMar>
-          </w:tcPr>
-          <w:p>
-            <w:pPr>
-              <w:spacing w:after="0"/>
-              <w:jc w:val="left"/>
-            </w:pPr>
-            <w:r>
-              <w:rPr>
-                <w:color w:val="000000"/>
-                <w:sz w:val="15"/>
-                <w:szCs w:val="15"/>
-              </w:rPr>
-              <w:t xml:space="preserve">IT-03</w:t>
-            </w:r>
-          </w:p>
-        </w:tc>
-        <w:tc>
-          <w:tcPr>
-            <w:tcW w:type="dxa" w:w="650"/>
-            <w:tcBorders>
-              <w:top w:val="single" w:color="C9C7C1" w:sz="4"/>
-              <w:left w:val="single" w:color="C9C7C1" w:sz="4"/>
-              <w:bottom w:val="single" w:color="C9C7C1" w:sz="4"/>
-              <w:right w:val="single" w:color="C9C7C1" w:sz="4"/>
-            </w:tcBorders>
-            <w:tcMar>
-              <w:top w:type="dxa" w:w="60"/>
-              <w:left w:type="dxa" w:w="100"/>
-              <w:bottom w:type="dxa" w:w="60"/>
-              <w:right w:type="dxa" w:w="100"/>
-            </w:tcMar>
-          </w:tcPr>
-          <w:p>
-            <w:pPr>
-              <w:spacing w:after="0"/>
-              <w:jc w:val="left"/>
-            </w:pPr>
-            <w:r>
-              <w:rPr>
-                <w:color w:val="000000"/>
-                <w:sz w:val="15"/>
-                <w:szCs w:val="15"/>
-              </w:rPr>
-              <w:t xml:space="preserve">M4</w:t>
-            </w:r>
-          </w:p>
-        </w:tc>
-        <w:tc>
-          <w:tcPr>
-            <w:tcW w:type="dxa" w:w="3950"/>
-            <w:tcBorders>
-              <w:top w:val="single" w:color="C9C7C1" w:sz="4"/>
-              <w:left w:val="single" w:color="C9C7C1" w:sz="4"/>
-              <w:bottom w:val="single" w:color="C9C7C1" w:sz="4"/>
-              <w:right w:val="single" w:color="C9C7C1" w:sz="4"/>
-            </w:tcBorders>
-            <w:tcMar>
-              <w:top w:type="dxa" w:w="60"/>
-              <w:left w:type="dxa" w:w="100"/>
-              <w:bottom w:type="dxa" w:w="60"/>
-              <w:right w:type="dxa" w:w="100"/>
-            </w:tcMar>
-          </w:tcPr>
-          <w:p>
-            <w:pPr>
-              <w:spacing w:after="0"/>
-              <w:jc w:val="left"/>
-            </w:pPr>
-            <w:r>
-              <w:rPr>
-                <w:color w:val="000000"/>
-                <w:sz w:val="15"/>
-                <w:szCs w:val="15"/>
-              </w:rPr>
-              <w:t xml:space="preserve">bus priority is ACCEPTED on a light cross street and REJECTED on a heavy one</w:t>
-            </w:r>
-          </w:p>
-        </w:tc>
-        <w:tc>
-          <w:tcPr>
-            <w:tcW w:type="dxa" w:w="2926"/>
-            <w:tcBorders>
-              <w:top w:val="single" w:color="C9C7C1" w:sz="4"/>
-              <w:left w:val="single" w:color="C9C7C1" w:sz="4"/>
-              <w:bottom w:val="single" w:color="C9C7C1" w:sz="4"/>
-              <w:right w:val="single" w:color="C9C7C1" w:sz="4"/>
-            </w:tcBorders>
-            <w:tcMar>
-              <w:top w:type="dxa" w:w="60"/>
-              <w:left w:type="dxa" w:w="100"/>
-              <w:bottom w:type="dxa" w:w="60"/>
-              <w:right w:type="dxa" w:w="100"/>
-            </w:tcMar>
-          </w:tcPr>
-          <w:p>
-            <w:pPr>
-              <w:spacing w:after="0"/>
-              <w:jc w:val="left"/>
-            </w:pPr>
-            <w:r>
-              <w:rPr>
-                <w:color w:val="000000"/>
-                <w:sz w:val="15"/>
-                <w:szCs w:val="15"/>
-              </w:rPr>
-              <w:t xml:space="preserve">cross queue 0 -&gt; ACCEPT_PROPOSAL; cross queue 10 -&gt; REJECT_PROPOSAL</w:t>
-            </w:r>
-          </w:p>
-        </w:tc>
-        <w:tc>
-          <w:tcPr>
-            <w:tcW w:type="dxa" w:w="800"/>
-            <w:tcBorders>
-              <w:top w:val="single" w:color="C9C7C1" w:sz="4"/>
-              <w:left w:val="single" w:color="C9C7C1" w:sz="4"/>
-              <w:bottom w:val="single" w:color="C9C7C1" w:sz="4"/>
-              <w:right w:val="single" w:color="C9C7C1" w:sz="4"/>
-            </w:tcBorders>
-            <w:shd w:fill="E3EEFB" w:color="auto" w:val="clear"/>
-            <w:tcMar>
-              <w:top w:type="dxa" w:w="60"/>
-              <w:left w:type="dxa" w:w="100"/>
-              <w:bottom w:type="dxa" w:w="60"/>
-              <w:right w:type="dxa" w:w="100"/>
-            </w:tcMar>
-          </w:tcPr>
-          <w:p>
-            <w:pPr>
-              <w:spacing w:after="0"/>
-              <w:jc w:val="left"/>
-            </w:pPr>
-            <w:r>
-              <w:rPr>
-                <w:color w:val="000000"/>
-                <w:sz w:val="15"/>
-                <w:szCs w:val="15"/>
-              </w:rPr>
-              <w:t xml:space="preserve">PASS</w:t>
-            </w:r>
-          </w:p>
-        </w:tc>
-      </w:tr>
-      <w:tr>
-        <w:trPr>
-          <w:tblHeader w:val="false"/>
-        </w:trPr>
-        <w:tc>
-          <w:tcPr>
-            <w:tcW w:type="dxa" w:w="700"/>
-            <w:tcBorders>
-              <w:top w:val="single" w:color="C9C7C1" w:sz="4"/>
-              <w:left w:val="single" w:color="C9C7C1" w:sz="4"/>
-              <w:bottom w:val="single" w:color="C9C7C1" w:sz="4"/>
-              <w:right w:val="single" w:color="C9C7C1" w:sz="4"/>
-            </w:tcBorders>
-            <w:shd w:fill="F7F7F5" w:color="auto" w:val="clear"/>
-            <w:tcMar>
-              <w:top w:type="dxa" w:w="60"/>
-              <w:left w:type="dxa" w:w="100"/>
-              <w:bottom w:type="dxa" w:w="60"/>
-              <w:right w:type="dxa" w:w="100"/>
-            </w:tcMar>
-          </w:tcPr>
-          <w:p>
-            <w:pPr>
-              <w:spacing w:after="0"/>
-              <w:jc w:val="left"/>
-            </w:pPr>
-            <w:r>
-              <w:rPr>
-                <w:color w:val="000000"/>
-                <w:sz w:val="15"/>
-                <w:szCs w:val="15"/>
-              </w:rPr>
-              <w:t xml:space="preserve">IT-04</w:t>
-            </w:r>
-          </w:p>
-        </w:tc>
-        <w:tc>
-          <w:tcPr>
-            <w:tcW w:type="dxa" w:w="650"/>
-            <w:tcBorders>
-              <w:top w:val="single" w:color="C9C7C1" w:sz="4"/>
-              <w:left w:val="single" w:color="C9C7C1" w:sz="4"/>
-              <w:bottom w:val="single" w:color="C9C7C1" w:sz="4"/>
-              <w:right w:val="single" w:color="C9C7C1" w:sz="4"/>
-            </w:tcBorders>
-            <w:shd w:fill="F7F7F5" w:color="auto" w:val="clear"/>
-            <w:tcMar>
-              <w:top w:type="dxa" w:w="60"/>
-              <w:left w:type="dxa" w:w="100"/>
-              <w:bottom w:type="dxa" w:w="60"/>
-              <w:right w:type="dxa" w:w="100"/>
-            </w:tcMar>
-          </w:tcPr>
-          <w:p>
-            <w:pPr>
-              <w:spacing w:after="0"/>
-              <w:jc w:val="left"/>
-            </w:pPr>
-            <w:r>
-              <w:rPr>
-                <w:color w:val="000000"/>
-                <w:sz w:val="15"/>
-                <w:szCs w:val="15"/>
-              </w:rPr>
-              <w:t xml:space="preserve">M4</w:t>
-            </w:r>
-          </w:p>
-        </w:tc>
-        <w:tc>
-          <w:tcPr>
-            <w:tcW w:type="dxa" w:w="3950"/>
-            <w:tcBorders>
-              <w:top w:val="single" w:color="C9C7C1" w:sz="4"/>
-              <w:left w:val="single" w:color="C9C7C1" w:sz="4"/>
-              <w:bottom w:val="single" w:color="C9C7C1" w:sz="4"/>
-              <w:right w:val="single" w:color="C9C7C1" w:sz="4"/>
-            </w:tcBorders>
-            <w:shd w:fill="F7F7F5" w:color="auto" w:val="clear"/>
-            <w:tcMar>
-              <w:top w:type="dxa" w:w="60"/>
-              <w:left w:type="dxa" w:w="100"/>
-              <w:bottom w:type="dxa" w:w="60"/>
-              <w:right w:type="dxa" w:w="100"/>
-            </w:tcMar>
-          </w:tcPr>
-          <w:p>
-            <w:pPr>
-              <w:spacing w:after="0"/>
-              <w:jc w:val="left"/>
-            </w:pPr>
-            <w:r>
-              <w:rPr>
-                <w:color w:val="000000"/>
-                <w:sz w:val="15"/>
-                <w:szCs w:val="15"/>
-              </w:rPr>
-              <w:t xml:space="preserve">an ambulance preemption outranks bus priority (bus proposal rejected)</w:t>
-            </w:r>
-          </w:p>
-        </w:tc>
-        <w:tc>
-          <w:tcPr>
-            <w:tcW w:type="dxa" w:w="2926"/>
-            <w:tcBorders>
-              <w:top w:val="single" w:color="C9C7C1" w:sz="4"/>
-              <w:left w:val="single" w:color="C9C7C1" w:sz="4"/>
-              <w:bottom w:val="single" w:color="C9C7C1" w:sz="4"/>
-              <w:right w:val="single" w:color="C9C7C1" w:sz="4"/>
-            </w:tcBorders>
-            <w:shd w:fill="F7F7F5" w:color="auto" w:val="clear"/>
-            <w:tcMar>
-              <w:top w:type="dxa" w:w="60"/>
-              <w:left w:type="dxa" w:w="100"/>
-              <w:bottom w:type="dxa" w:w="60"/>
-              <w:right w:type="dxa" w:w="100"/>
-            </w:tcMar>
-          </w:tcPr>
-          <w:p>
-            <w:pPr>
-              <w:spacing w:after="0"/>
-              <w:jc w:val="left"/>
-            </w:pPr>
-            <w:r>
-              <w:rPr>
-                <w:color w:val="000000"/>
-                <w:sz w:val="15"/>
-                <w:szCs w:val="15"/>
-              </w:rPr>
-              <w:t xml:space="preserve">bus got REJECT_PROPOSAL: 'emergency preemption active'</w:t>
+              <w:t xml:space="preserve">212 phase changes checked: 0 green-&gt;green, 0 yellows shorter than 3 s</w:t>
             </w:r>
           </w:p>
         </w:tc>
@@ -9123,7 +8797,7 @@
                 <w:sz w:val="15"/>
                 <w:szCs w:val="15"/>
               </w:rPr>
-              <w:t xml:space="preserve">TSP makes buses faster, rejects some proposals under heavy cross traffic, and saves passenger time overall</w:t>
+              <w:t xml:space="preserve">vs a conventional city, our system moves the ambulance faster and cuts average wait</w:t>
             </w:r>
           </w:p>
         </w:tc>
@@ -9154,7 +8828,7 @@
                 <w:sz w:val="15"/>
                 <w:szCs w:val="15"/>
               </w:rPr>
-              <w:t xml:space="preserve">heavy cross: 21 accepted / 11 rejected, net 525 passenger-s saved</w:t>
+              <w:t xml:space="preserve">ambulance 126.0 -&gt; 73.0 s, avg wait 21.25 -&gt; 9.59 s</w:t>
             </w:r>
           </w:p>
         </w:tc>
@@ -9645,7 +9319,7 @@
                 <w:sz w:val="15"/>
                 <w:szCs w:val="15"/>
               </w:rPr>
-              <w:t xml:space="preserve">2x2: 45.4% less wait, 0.12 ms/tick; 3x3: 44.5% less wait, 0.24 ms/tick; 4x4: 42.4% less wait, 0.38 ms/tick</w:t>
+              <w:t xml:space="preserve">2x2: 45.4% less wait, 0.13 ms/tick; 3x3: 44.5% less wait, 0.28 ms/tick; 4x4: 42.4% less wait, 0.4 ms/tick</w:t>
             </w:r>
           </w:p>
         </w:tc>
@@ -10957,7 +10631,7 @@
                 <w:sz w:val="15"/>
                 <w:szCs w:val="15"/>
               </w:rPr>
-              <w:t xml:space="preserve">2x2 grid</w:t>
+              <w:t xml:space="preserve">3x3 grid, accident J01-J11</w:t>
             </w:r>
           </w:p>
         </w:tc>
@@ -10989,7 +10663,7 @@
                 <w:sz w:val="15"/>
                 <w:szCs w:val="15"/>
               </w:rPr>
-              <w:t xml:space="preserve">4 buses W0-&gt;E0 + 0.2 or 0.5 veh/s N-S cars</w:t>
+              <w:t xml:space="preserve">random traffic + 1 ambulance</w:t>
             </w:r>
           </w:p>
         </w:tc>
@@ -11021,7 +10695,7 @@
                 <w:sz w:val="15"/>
                 <w:szCs w:val="15"/>
               </w:rPr>
-              <w:t xml:space="preserve">8</w:t>
+              <w:t xml:space="preserve">5</w:t>
             </w:r>
           </w:p>
         </w:tc>
@@ -11053,7 +10727,7 @@
                 <w:sz w:val="15"/>
                 <w:szCs w:val="15"/>
               </w:rPr>
-              <w:t xml:space="preserve">TSP off vs on</w:t>
+              <w:t xml:space="preserve">conventional vs ours</w:t>
             </w:r>
           </w:p>
         </w:tc>
@@ -11085,7 +10759,7 @@
                 <w:sz w:val="15"/>
                 <w:szCs w:val="15"/>
               </w:rPr>
-              <w:t xml:space="preserve">bus travel, car wait, accept/reject, passenger-s</w:t>
+              <w:t xml:space="preserve">ambulance trip, red wait, avg wait, arrived %</w:t>
             </w:r>
           </w:p>
         </w:tc>
@@ -13724,7 +13398,7 @@
         <w:spacing w:after="60"/>
       </w:pPr>
       <w:r>
-        <w:t xml:space="preserve">Bus priority roughly doubles cross-street car wait. Accepted as a design trade-off, because net passenger-seconds improve (ST-06).</w:t>
+        <w:t xml:space="preserve">In S5 individual cars can be slower in our system (e.g. Car 1 in the demo arrives later than in the conventional run); the benefit is in the average wait and the ambulance (ST-06).</w:t>
       </w:r>
     </w:p>
     <w:p>
@@ -13765,7 +13439,7 @@
         <w:t xml:space="preserve">43 of 43 tests pass.</w:t>
       </w:r>
       <w:r>
-        <w:t xml:space="preserve"> Every functional claim in the report is covered by at least one test with a measurable criterion. The safety invariant (no green-to-green switch, yellow of at least 3 s) holds across ambulance and bus interactions. Eleven defects in the original code base were found and fixed, and each fix has a regression test.</w:t>
+        <w:t xml:space="preserve"> Every functional claim in the report is covered by at least one test with a measurable criterion. The safety invariant (no green-to-green switch, yellow of at least 3 s) holds with ambulance preemption. Eleven defects in the original code base were found and fixed, and each fix has a regression test.</w:t>
       </w:r>
     </w:p>
     <w:sectPr>

--- a/deliverables/STMS_Testing_Document.docx
+++ b/deliverables/STMS_Testing_Document.docx
@@ -319,7 +319,7 @@
                 <w:sz w:val="19"/>
                 <w:szCs w:val="19"/>
               </w:rPr>
-              <w:t xml:space="preserve">43 / 43 PASSED, 0 failed, 0 errors  (17.6 s, Python 3.11.15)</w:t>
+              <w:t xml:space="preserve">43 / 43 PASSED, 0 failed, 0 errors  (19.2 s, Python 3.11.15)</w:t>
             </w:r>
           </w:p>
         </w:tc>
@@ -9319,7 +9319,7 @@
                 <w:sz w:val="15"/>
                 <w:szCs w:val="15"/>
               </w:rPr>
-              <w:t xml:space="preserve">2x2: 45.4% less wait, 0.13 ms/tick; 3x3: 44.5% less wait, 0.28 ms/tick; 4x4: 42.4% less wait, 0.4 ms/tick</w:t>
+              <w:t xml:space="preserve">2x2: 45.4% less wait, 0.15 ms/tick; 3x3: 44.5% less wait, 0.34 ms/tick; 4x4: 42.4% less wait, 0.42 ms/tick</w:t>
             </w:r>
           </w:p>
         </w:tc>

--- a/deliverables/STMS_Testing_Document.docx
+++ b/deliverables/STMS_Testing_Document.docx
@@ -319,7 +319,7 @@
                 <w:sz w:val="19"/>
                 <w:szCs w:val="19"/>
               </w:rPr>
-              <w:t xml:space="preserve">43 / 43 PASSED, 0 failed, 0 errors  (19.2 s, Python 3.11.15)</w:t>
+              <w:t xml:space="preserve">45 / 45 PASSED, 0 failed, 0 errors  (26.8 s, Python 3.11.15)</w:t>
             </w:r>
           </w:p>
         </w:tc>
@@ -5808,7 +5808,7 @@
                 <w:sz w:val="15"/>
                 <w:szCs w:val="15"/>
               </w:rPr>
-              <w:t xml:space="preserve">REQUEST/AGREE share conversation C010069</w:t>
+              <w:t xml:space="preserve">REQUEST/AGREE share conversation C010590</w:t>
             </w:r>
           </w:p>
         </w:tc>
@@ -8828,7 +8828,7 @@
                 <w:sz w:val="15"/>
                 <w:szCs w:val="15"/>
               </w:rPr>
-              <w:t xml:space="preserve">ambulance 126.0 -&gt; 73.0 s, avg wait 21.25 -&gt; 9.59 s</w:t>
+              <w:t xml:space="preserve">ambulance 91.0 -&gt; 73.0 s, avg wait 24.57 -&gt; 18.07 s</w:t>
             </w:r>
           </w:p>
         </w:tc>
@@ -9319,7 +9319,7 @@
                 <w:sz w:val="15"/>
                 <w:szCs w:val="15"/>
               </w:rPr>
-              <w:t xml:space="preserve">2x2: 45.4% less wait, 0.15 ms/tick; 3x3: 44.5% less wait, 0.34 ms/tick; 4x4: 42.4% less wait, 0.42 ms/tick</w:t>
+              <w:t xml:space="preserve">2x2: 45.4% less wait, 0.19 ms/tick; 3x3: 44.5% less wait, 0.42 ms/tick; 4x4: 42.4% less wait, 0.61 ms/tick</w:t>
             </w:r>
           </w:p>
         </w:tc>
@@ -9855,7 +9855,7 @@
                 <w:sz w:val="15"/>
                 <w:szCs w:val="15"/>
               </w:rPr>
-              <w:t xml:space="preserve">3x3 demo, 6 tracked cars</w:t>
+              <w:t xml:space="preserve">3x3 demo, ~160 random cars + dispatched car and ambulance</w:t>
             </w:r>
           </w:p>
         </w:tc>
@@ -13398,7 +13398,7 @@
         <w:spacing w:after="60"/>
       </w:pPr>
       <w:r>
-        <w:t xml:space="preserve">In S5 individual cars can be slower in our system (e.g. Car 1 in the demo arrives later than in the conventional run); the benefit is in the average wait and the ambulance (ST-06).</w:t>
+        <w:t xml:space="preserve">In S5 individual cars can be slower in our system (a single car can arrive later); the benefit is in the average wait and the ambulance (ST-06).</w:t>
       </w:r>
     </w:p>
     <w:p>
@@ -13436,7 +13436,7 @@
           <w:b/>
           <w:bCs/>
         </w:rPr>
-        <w:t xml:space="preserve">43 of 43 tests pass.</w:t>
+        <w:t xml:space="preserve">45 of 45 tests pass.</w:t>
       </w:r>
       <w:r>
         <w:t xml:space="preserve"> Every functional claim in the report is covered by at least one test with a measurable criterion. The safety invariant (no green-to-green switch, yellow of at least 3 s) holds with ambulance preemption. Eleven defects in the original code base were found and fixed, and each fix has a regression test.</w:t>
